--- a/content-src/docx/I G 2001 05 12 Muldoon.docx
+++ b/content-src/docx/I G 2001 05 12 Muldoon.docx
@@ -509,47 +509,53 @@
     </w:p>
     <w:p>
       <w:r>
+        <w:t xml:space="preserve">&lt;quote&gt;</w:t>
+      </w:r>
+      <w:r>
         <w:rPr>
           <w:i/>
           <w:iCs/>
         </w:rPr>
-        <w:t>Achillea millefolium</w:t>
-      </w:r>
-      <w:r>
-        <w:t>: with its</w:t>
+        <w:t xml:space="preserve">Achillea millefolium</w:t>
+      </w:r>
+      <w:r>
+        <w:t xml:space="preserve">: with its bedraggled, feathery leaf</w:t>
       </w:r>
       <w:r>
         <w:br/>
-        <w:t>bedraggled, feathery leaf</w:t>
+      </w:r>
+      <w:r>
+        <w:t xml:space="preserve">and pink (less red</w:t>
       </w:r>
       <w:r>
         <w:br/>
-        <w:t>and pink (less red than mauve) or off-white</w:t>
+      </w:r>
+      <w:r>
+        <w:t xml:space="preserve">than mauve) or off-white flower, its tight little knot</w:t>
       </w:r>
       <w:r>
         <w:br/>
-        <w:t>flower, its tight little knot</w:t>
-      </w:r>
-    </w:p>
-    <w:p>
-      <w:r>
-        <w:t>of a head,</w:t>
       </w:r>
       <w:r>
         <w:br/>
-        <w:t>it's like something keeping a</w:t>
+      </w:r>
+      <w:r>
+        <w:t xml:space="preserve">of a head,</w:t>
       </w:r>
       <w:r>
         <w:br/>
-        <w:t>secret</w:t>
+      </w:r>
+      <w:r>
+        <w:t xml:space="preserve">it's like something keeping a secret</w:t>
       </w:r>
       <w:r>
         <w:br/>
-        <w:t>from itself, something on the</w:t>
-      </w:r>
-      <w:r>
-        <w:br/>
-        <w:t>tip of its own tongue.</w:t>
+      </w:r>
+      <w:r>
+        <w:t xml:space="preserve">from itself, something on the tip of its own tongue.</w:t>
+      </w:r>
+      <w:r>
+        <w:t xml:space="preserve">&lt;/quote&gt;</w:t>
       </w:r>
     </w:p>
     <w:p>

--- a/content-src/docx/I G 2001 05 12 Muldoon.docx
+++ b/content-src/docx/I G 2001 05 12 Muldoon.docx
@@ -96,7 +96,7 @@
     </w:p>
     <w:p>
       <w:r>
-        <w:t xml:space="preserve">What others have decided is that Muldoon is "among the few significant poets of our half-century"; "the most significant English-language poet born since the second world war"; that he has "enormous talent... off the map". "I don't think there's anyone writing at the moment with his range," says Michael Longley, who himself has recently won a clutch of major prizes and been awarded the Queen's Medal for </w:t>
+        <w:t xml:space="preserve">What others have decided is that Muldoon is "among the few significant poets of our half-century"; "the most significant English-language poet born since the second world war"; that he has "enormous talent… off the map". "I don't think there's anyone writing at the moment with his range," says Michael Longley, who himself has recently won a clutch of major prizes and been awarded the Queen's Medal for </w:t>
       </w:r>
       <w:hyperlink r:id="rId4" w:history="1">
         <w:r>
@@ -112,7 +112,7 @@
     </w:p>
     <w:p>
       <w:r>
-        <w:t>In person, Muldoon is modest to the point of reticence, and while "grateful for the way the poems have been received - people have been very, very... nice", simply suggests he has been lucky, and leaves it at that. This reticence has similarities with his poetry, of which Alan Jenkins, deputy editor of the Times Literary Supplement, says: "He's like a schoolboy about to tell you a secret; as if he's saying, 'Look what I've got in my pocket', but never quite coming out with it."</w:t>
+        <w:t>In person, Muldoon is modest to the point of reticence, and while "grateful for the way the poems have been received - people have been very, very… nice", simply suggests he has been lucky, and leaves it at that. This reticence has similarities with his poetry, of which Alan Jenkins, deputy editor of the Times Literary Supplement, says: "He's like a schoolboy about to tell you a secret; as if he's saying, 'Look what I've got in my pocket', but never quite coming out with it."</w:t>
       </w:r>
     </w:p>
     <w:p>
@@ -313,7 +313,7 @@
       </w:r>
       <w:proofErr w:type="gramEnd"/>
       <w:r>
-        <w:t>, of my subsequent self-reproach." Jenkins was there that day; he recalls Muldoon "was absolutely white with rage... it was very funny, but looked as if it could have turned quite ugly".</w:t>
+        <w:t>, of my subsequent self-reproach." Jenkins was there that day; he recalls Muldoon "was absolutely white with rage… it was very funny, but looked as if it could have turned quite ugly".</w:t>
       </w:r>
     </w:p>
     <w:p>
@@ -587,7 +587,7 @@
     </w:p>
     <w:p>
       <w:r>
-        <w:t xml:space="preserve">Even Muldoon's fans find some of the "difficulty" of this pyrotechnical erudition too playful, suspecting him of a Joycean desire to "keep the professors busy". The Oxford professor Valentine Cunningham finds his use of analogy "extraordinary and misguided, purely associative, with crazy, contrived jumps . . . I think that's the way his mind works, and it's deeply disturbing. I don't think </w:t>
+        <w:t xml:space="preserve">Even Muldoon's fans find some of the "difficulty" of this pyrotechnical erudition too playful, suspecting him of a Joycean desire to "keep the professors busy". The Oxford professor Valentine Cunningham finds his use of analogy "extraordinary and misguided, purely associative, with crazy, contrived jumps… I think that's the way his mind works, and it's deeply disturbing. I don't think </w:t>
       </w:r>
       <w:proofErr w:type="spellStart"/>
       <w:r>
